--- a/중국어_대화문/9부_docx/9부_12화_마지막_해의_시작.docx
+++ b/중국어_대화문/9부_docx/9부_12화_마지막_해의_시작.docx
@@ -18,7 +18,7 @@
         <w:t>등장인물:</w:t>
       </w:r>
       <w:r>
-        <w:t xml:space="preserve"> 선즈위안 沈知远(54세, 중앙위원회 총서기) / 청시 程曦(38세, 후계 후보·총서기 판공청 근무) / 녜추 聂秋(67세, 총서기 판공청 주임) / 리위퉁 李雨桐(47세, 총서기 판공실 참모) / 량페이전 梁佩珍(67세, 정치국원·독립 감독) / 웨이창펑 魏长风(67세, 정치국원) / 사오톄쥔 邵铁军(66세, 중앙국가안전위원회 판공실 주임, 열석) / 장리췬 蒋立群(60대 후반, 정치국원·회의 사회) / 만더하이 万德海(60대 후반, 정치국원) / 런수이 任澍(40세 안팎, 정치국 회의 기록원) / 메이뤄란 梅若兰(91세, 은퇴한 변호사협회 비서장, 전화 목소리) / 간호사 护士(30대, 창촨 간부휴양소 의무동, 전화 목소리)</w:t>
+        <w:t xml:space="preserve"> 선즈위안 沈知远(54세, 중앙위원회 총서기) / 청시 程曦(40세, 후계 후보·총서기 판공청 근무) / 녜추 聂秋(67세, 총서기 판공청 주임) / 리위퉁 李雨桐(49세, 총서기 판공실 참모) / 량페이전 梁佩珍(69세, 정치국원·독립 감독) / 웨이창펑 魏长风(68세, 정치국원) / 사오톄쥔 邵铁军(66세, 중앙국가안전위원회 판공실 주임, 열석) / 장리췬 蒋立群(60대 후반, 정치국원·회의 사회) / 만더하이 万德海(60대 후반, 정치국원) / 런수이 任澍(40세 안팎, 정치국 회의 기록원) / 메이뤄란 梅若兰(92세, 은퇴한 변호사협회 비서장, 전화 목소리) / 간호사 护士(30대, 창촨 간부휴양소 의무동, 전화 목소리)</w:t>
       </w:r>
     </w:p>
     <w:p>
@@ -69,7 +69,7 @@
         <w:t>沈知远:</w:t>
       </w:r>
       <w:r>
-        <w:t xml:space="preserve"> 七月是五黄两红。</w:t>
+        <w:t xml:space="preserve"> 七月是六黄两红。</w:t>
       </w:r>
     </w:p>
     <w:p>
@@ -521,7 +521,7 @@
         <w:t>沈知远:</w:t>
       </w:r>
       <w:r>
-        <w:t xml:space="preserve"> 魏同志请讲。</w:t>
+        <w:t xml:space="preserve"> 魏委员请讲。</w:t>
       </w:r>
     </w:p>
     <w:p>
@@ -699,12 +699,12 @@
         <w:pStyle w:val="Heading2"/>
       </w:pPr>
       <w:r>
-        <w:t>장면 4 — 11월 26일(화) 오후 2시, 北楼 四层 办公厅小会议室 — 交接清单</w:t>
+        <w:t>장면 4 — 11월 26일(화) 오후 2시, 北楼 三层 办公厅小会议室 — 交接清单</w:t>
       </w:r>
     </w:p>
     <w:p>
       <w:r>
-        <w:t>(下午两点，北楼四层，办公厅的小会议室。桌上摆着两只盖碗、一摞打印好的清单，第一页印着《离任交接清单（第一稿）》，右下角用铅笔写了三个小字：“请划掉”。沈知远没有到场，座位空着。聂秋坐在左边，程曦坐在右边，两个人中间隔着一只茶壶。)</w:t>
+        <w:t>(下午两点，北楼三层，办公厅的小会议室。桌上摆着两只盖碗、一摞打印好的清单，第一页印着《离任交接清单（第一稿）》，右下角用铅笔写了三个小字：“请划掉”。沈知远没有到场，座位空着。聂秋坐在左边，程曦坐在右边，两个人中间隔着一只茶壶。)</w:t>
       </w:r>
     </w:p>
     <w:p>
@@ -715,7 +715,7 @@
         <w:t>聂秋:</w:t>
       </w:r>
       <w:r>
-        <w:t xml:space="preserve"> 程主任，我先读，您纠。第一类，文件和台账，共二十九项。第二类，钥匙、印章、密码，共九项。第三类，夜间急件通道，两项。第四类，个人物品，两项。</w:t>
+        <w:t xml:space="preserve"> 程主任，我先读，您纠。第一类，文件和台账，共三十四项。第二类，钥匙、印章、密码，共九项。第三类，夜间急件通道，两项。第四类，个人物品，两项。</w:t>
       </w:r>
     </w:p>
     <w:p>
@@ -825,7 +825,7 @@
         <w:t>聂秋:</w:t>
       </w:r>
       <w:r>
-        <w:t xml:space="preserve"> （点头）您还是三年前那个程主任。</w:t>
+        <w:t xml:space="preserve"> （点头）您还是我刚到办公厅时那个程主任。</w:t>
       </w:r>
     </w:p>
     <w:p>
@@ -836,7 +836,7 @@
         <w:t>程曦:</w:t>
       </w:r>
       <w:r>
-        <w:t xml:space="preserve"> 三年前我什么都想记，现在是什么都想留一个空。聂主任，您说，一年时间，清单要改几回？</w:t>
+        <w:t xml:space="preserve"> 那时我什么都想记，现在是什么都想留一个空。聂主任，您说，一年时间，清单要改几回？</w:t>
       </w:r>
     </w:p>
     <w:p>
@@ -1246,7 +1246,7 @@
         <w:t>梅若兰:</w:t>
       </w:r>
       <w:r>
-        <w:t xml:space="preserve"> 街道办来过两回，说过期的东西要清理，让她撤下。小苏没有撤，拿一张塑封纸包住了，贴回去。上头的字，墨已经淡了，可还是看得出，“五年后同一天，再读一遍”。</w:t>
+        <w:t xml:space="preserve"> 街道办来过两回，说过期的东西要清理，让她撤下。小苏没有撤，拿一张塑封纸包住了，贴回去。上头是五月新誊的字，照原样，一个字没改，“五年后同一天，再读一遍”。</w:t>
       </w:r>
     </w:p>
     <w:p>
@@ -1334,7 +1334,7 @@
         <w:t>梅若兰:</w:t>
       </w:r>
       <w:r>
-        <w:t xml:space="preserve"> 我已经告诉你了。（笑了一声）活到九十一岁，我最大的毛病就是，不让说的，我总要说一半。</w:t>
+        <w:t xml:space="preserve"> 我已经告诉你了。（笑了一声）活到九十二岁，我最大的毛病就是，不让说的，我总要说一半。</w:t>
       </w:r>
     </w:p>
     <w:p>
@@ -1539,7 +1539,7 @@
         <w:t>护士:</w:t>
       </w:r>
       <w:r>
-        <w:t xml:space="preserve"> 我说总书记秋天来过，杯子带来过，他当时看过了。他想了很久，说：“看过了，是缺左边。”之后就不再问。</w:t>
+        <w:t xml:space="preserve"> 我说总书记六月来过，杯子带来过，他当时看过了。他想了很久，说：“看过了，是缺左边。”之后就不再问。</w:t>
       </w:r>
     </w:p>
     <w:p>
@@ -1747,7 +1747,7 @@
     </w:p>
     <w:p>
       <w:r>
-        <w:t>(夜里十一点四十，办公室只留一盏台灯。沈知远拉开最下面的抽屉，那叠用旧牛皮纸绳扎着的信躺在最里面，上面压着那只缺口朝左的白瓷茶碗。左角的白卡片上，铅笔字一行一行：“已寄：〇。未寄：四十。废稿：十六页。”碗边放着铁皮文件柜的那把小钥匙。他先把碗洗净，擦干，放在桌子正中，缺口朝着自己，又取出盖碗，放在对面客人的椅子前。先倒客人，再倒自己。茶是温的。)</w:t>
+        <w:t>(夜里十一点四十，办公室只留一盏台灯。沈知远拉开最下面的抽屉，那叠用旧牛皮纸绳扎着的信躺在最里面，上面压着那只缺口朝左的白瓷茶碗。左角的白卡片上，铅笔字一行一行：“已寄：〇。未寄：四十。废稿：十七页。”碗边放着铁皮文件柜的那把小钥匙。他先把碗洗净，擦干，放在桌子正中，缺口朝着自己，又取出盖碗，放在对面客人的椅子前。先倒客人，再倒自己。茶是温的。)</w:t>
       </w:r>
     </w:p>
     <w:p>
